--- a/docs/Manual_del_anotador_SemantIAr_v2_consolidado_navegable.docx
+++ b/docs/Manual_del_anotador_SemantIAr_v2_consolidado_navegable.docx
@@ -3,63 +3,9 @@
 <w:document xmlns:wpc="http://schemas.microsoft.com/office/word/2010/wordprocessingCanvas" xmlns:cx="http://schemas.microsoft.com/office/drawing/2014/chartex" xmlns:cx1="http://schemas.microsoft.com/office/drawing/2015/9/8/chartex" xmlns:cx2="http://schemas.microsoft.com/office/drawing/2015/10/21/chartex" xmlns:cx3="http://schemas.microsoft.com/office/drawing/2016/5/9/chartex" xmlns:cx4="http://schemas.microsoft.com/office/drawing/2016/5/10/chartex" xmlns:cx5="http://schemas.microsoft.com/office/drawing/2016/5/11/chartex" xmlns:cx6="http://schemas.microsoft.com/office/drawing/2016/5/12/chartex" xmlns:cx7="http://schemas.microsoft.com/office/drawing/2016/5/13/chartex" xmlns:cx8="http://schemas.microsoft.com/office/drawing/2016/5/14/chartex" xmlns:mc="http://schemas.openxmlformats.org/markup-compatibility/2006" xmlns:aink="http://schemas.microsoft.com/office/drawing/2016/ink" xmlns:am3d="http://schemas.microsoft.com/office/drawing/2017/model3d" xmlns:o="urn:schemas-microsoft-com:office:office" xmlns:oel="http://schemas.microsoft.com/office/2019/extlst" xmlns:r="http://schemas.openxmlformats.org/officeDocument/2006/relationships" xmlns:m="http://schemas.openxmlformats.org/officeDocument/2006/math" xmlns:v="urn:schemas-microsoft-com:vml" xmlns:wp14="http://schemas.microsoft.com/office/word/2010/wordprocessingDrawing" xmlns:wp="http://schemas.openxmlformats.org/drawingml/2006/wordprocessingDrawing" xmlns:w10="urn:schemas-microsoft-com:office:word" xmlns:w="http://schemas.openxmlformats.org/wordprocessingml/2006/main" xmlns:w14="http://schemas.microsoft.com/office/word/2010/wordml" xmlns:w15="http://schemas.microsoft.com/office/word/2012/wordml" xmlns:w16cex="http://schemas.microsoft.com/office/word/2018/wordml/cex" xmlns:w16cid="http://schemas.microsoft.com/office/word/2016/wordml/cid" xmlns:w16="http://schemas.microsoft.com/office/word/2018/wordml" xmlns:w16du="http://schemas.microsoft.com/office/word/2023/wordml/word16du" xmlns:w16sdtdh="http://schemas.microsoft.com/office/word/2020/wordml/sdtdatahash" xmlns:w16sdtfl="http://schemas.microsoft.com/office/word/2024/wordml/sdtformatlock" xmlns:w16se="http://schemas.microsoft.com/office/word/2015/wordml/symex" xmlns:wpg="http://schemas.microsoft.com/office/word/2010/wordprocessingGroup" xmlns:wpi="http://schemas.microsoft.com/office/word/2010/wordprocessingInk" xmlns:wne="http://schemas.microsoft.com/office/word/2006/wordml" xmlns:wps="http://schemas.microsoft.com/office/word/2010/wordprocessingShape" mc:Ignorable="w14 w15 w16se w16cid w16 w16cex w16sdtdh w16sdtfl w16du wp14">
   <w:body>
     <w:p>
-      <w:bookmarkStart w:id="1018" w:name="TOC"/>
-      <w:pPr>
-        <w:pStyle w:val="Heading1"/>
-      </w:pPr>
-      <w:r>
-        <w:t>Contenido navegable</w:t>
-      </w:r>
-      <w:bookmarkEnd w:id="1018"/>
-    </w:p>
-    <w:p>
-      <w:r>
-        <w:t/>
-      </w:r>
-    </w:p>
-    <w:p>
-      <w:hyperlink w:anchor="Top">
-        <w:r>
-          <w:rPr>
-            <w:rStyle w:val="Hyperlink"/>
-          </w:rPr>
-          <w:t>Top</w:t>
-        </w:r>
-      </w:hyperlink>
-      <w:r>
-        <w:t xml:space="preserve"> | </w:t>
-      </w:r>
-      <w:hyperlink w:anchor="Bottom">
-        <w:r>
-          <w:rPr>
-            <w:rStyle w:val="Hyperlink"/>
-          </w:rPr>
-          <w:t>Bottom</w:t>
-        </w:r>
-      </w:hyperlink>
-      <w:r>
-        <w:t xml:space="preserve"> | </w:t>
-      </w:r>
-      <w:hyperlink w:anchor="TOC">
-        <w:r>
-          <w:rPr>
-            <w:rStyle w:val="Hyperlink"/>
-          </w:rPr>
-          <w:t>TOC</w:t>
-        </w:r>
-      </w:hyperlink>
-    </w:p>
-    <w:p>
-      <w:r>
-        <w:t/>
-      </w:r>
-    </w:p>
-    <w:p>
-      <w:bookmarkStart w:id="1016" w:name="Top"/>
       <w:pPr>
         <w:spacing w:after="1000"/>
       </w:pPr>
-      <w:bookmarkEnd w:id="1016"/>
     </w:p>
     <w:p>
       <w:pPr>
@@ -208,6 +154,24 @@
         <w:t>Lea primero la explicación de las dos capas y el recorrido completo de una nota. Durante la tarea, mantenga abiertas la guía rápida y los ejemplos. Los casos son sintéticos y enseñan el método; no constituyen reglas de expansión automática.</w:t>
       </w:r>
     </w:p>
+    <CT_P>
+      <w:pPr/>
+      <w:r>
+        <w:t>Para comprender cómo se construyen las reglas, qué diferencia hay entre reconocimiento de entidades, spans, normalización, mapeo clínico y preanotación, consulte Fundamentos metodológicos para anotadores SemantIAr.</w:t>
+      </w:r>
+    </CT_P>
+    <CT_P>
+      <w:pPr/>
+      <w:r>
+        <w:t>Para comprender cómo se construyen las reglas, qué diferencia hay entre reconocimiento de entidades, spans, normalización, mapeo clínico y preanotación, consulte Fundamentos metodológicos para anotadores SemantIAr.</w:t>
+      </w:r>
+    </CT_P>
+    <CT_P>
+      <w:pPr/>
+      <w:r>
+        <w:t>Para comprender cómo se construyen las reglas, qué diferencia hay entre reconocimiento de entidades, spans, normalización, mapeo clínico y preanotación, consulte Fundamentos metodológicos para anotadores SemantIAr.</w:t>
+      </w:r>
+    </CT_P>
     <w:tbl>
       <w:tblPr>
         <w:tblW w:w="9360" w:type="dxa"/>
@@ -5213,58 +5177,7 @@
     </w:p>
     <w:p>
       <w:r>
-        <w:t xml:space="preserve">Una </w:t>
-      </w:r>
-      <w:r>
-        <w:rPr>
-          <w:b/>
-        </w:rPr>
-        <w:t>selección textual</w:t>
-      </w:r>
-      <w:r>
-        <w:t xml:space="preserve">, también llamada </w:t>
-      </w:r>
-      <w:r>
-        <w:rPr>
-          <w:b/>
-        </w:rPr>
-        <w:t>span</w:t>
-      </w:r>
-      <w:r>
-        <w:t xml:space="preserve">, es el fragmento exacto y continuo de la nota que queda resaltado para sostener una anotación clínica. Es el lugar del texto al que queda unido el concepto. Por ejemplo, en </w:t>
-      </w:r>
-      <w:r>
-        <w:rPr>
-          <w:rFonts w:ascii="Consolas" w:hAnsi="Consolas"/>
-          <w:color w:val="6941A5"/>
-          <w:sz w:val="18"/>
-        </w:rPr>
-        <w:t>AP: ASMA</w:t>
-      </w:r>
-      <w:r>
-        <w:t xml:space="preserve">, la mención clínica es </w:t>
-      </w:r>
-      <w:r>
-        <w:rPr>
-          <w:rFonts w:ascii="Consolas" w:hAnsi="Consolas"/>
-          <w:color w:val="6941A5"/>
-          <w:sz w:val="18"/>
-        </w:rPr>
-        <w:t>ASMA</w:t>
-      </w:r>
-      <w:r>
-        <w:t xml:space="preserve">; </w:t>
-      </w:r>
-      <w:r>
-        <w:rPr>
-          <w:rFonts w:ascii="Consolas" w:hAnsi="Consolas"/>
-          <w:color w:val="6941A5"/>
-          <w:sz w:val="18"/>
-        </w:rPr>
-        <w:t>AP:</w:t>
-      </w:r>
-      <w:r>
-        <w:t xml:space="preserve"> se revisa aparte como forma breve y encabezado.</w:t>
+        <w:t>Una selección textual, también llamada span, es el fragmento exacto del texto que queda resaltado para sostener una anotación clínica. En el protocolo operativo actual, las selecciones son habitualmente continuas; las superposiciones se conservan solo cuando representan menciones distintas y defendibles. Es el lugar del texto al que queda unido el concepto. Por ejemplo, en AP: ASMA, la mención clínica es ASMA; AP: se revisa aparte como forma breve y encabezado.</w:t>
       </w:r>
     </w:p>
     <w:tbl>
@@ -5368,16 +5281,7 @@
         <w:pStyle w:val="Listaconvietas"/>
       </w:pPr>
       <w:r>
-        <w:t xml:space="preserve">Seleccione el </w:t>
-      </w:r>
-      <w:r>
-        <w:rPr>
-          <w:b/>
-        </w:rPr>
-        <w:t>menor tramo textual completo</w:t>
-      </w:r>
-      <w:r>
-        <w:t xml:space="preserve"> que expresa la mención clínica.</w:t>
+        <w:t>Seleccione la mínima mención suficiente que expresa el concepto según la regla del protocolo. No recorte ni amplíe el texto solo para hacer coincidir un concepto terminológico.</w:t>
       </w:r>
     </w:p>
     <w:p>
@@ -5401,7 +5305,7 @@
         <w:pStyle w:val="Listaconvietas"/>
       </w:pPr>
       <w:r>
-        <w:t>No cree varias selecciones anidadas para representar distintos niveles de detalle de una misma mención.</w:t>
+        <w:t>No cree varias selecciones superpuestas o anidadas solo para representar distintos niveles de detalle de una misma mención. Conserve dos selecciones únicamente cuando el protocolo las reconozca como menciones clínicas diferentes.</w:t>
       </w:r>
     </w:p>
     <w:p>
@@ -12975,6 +12879,11 @@
     <w:p>
       <w:r>
         <w:t>Esta versión está dirigida a profesionales de salud que anotan notas clínicas. Mientras completa los campos de revisión, la nota clínica permanece visible en una columna fija; los controles se desarrollan hacia abajo en la columna de revisión.</w:t>
+      </w:r>
+    </w:p>
+    <w:p>
+      <w:r>
+        <w:t>Este documento explica el uso de la aplicación. Para el marco metodológico sobre construcción de reglas, reconocimiento de entidades, selección de spans, normalización, mapeo clínico y preanotación, consulte Fundamentos metodológicos para anotadores SemantIAr.</w:t>
       </w:r>
     </w:p>
     <w:p>
@@ -13038,7 +12947,7 @@
     </w:p>
     <w:p>
       <w:r>
-        <w:t>Dos menciones válidas pueden compartir parte del mismo texto. La aplicación ahora conserva esos spans y los muestra con un resaltado rayado y una marca numerada. Seleccione cada marca para revisarla por separado. No modifique los límites solo para evitar la superposición: conserve el menor tramo textual completo que represente cada mención clínica.</w:t>
+        <w:t>Dos menciones válidas pueden compartir parte del mismo texto. La aplicación ahora conserva esos spans y los muestra con un resaltado rayado y una marca numerada. Seleccione cada marca para revisarla por separado. No modifique los límites solo para evitar la superposición: conserve la mínima mención suficiente que represente cada mención clínica. No cree superposiciones únicamente para representar niveles de granularidad de una misma mención.</w:t>
       </w:r>
     </w:p>
     <w:p>
@@ -13046,6 +12955,34 @@
         <w:pStyle w:val="Ttulo2"/>
       </w:pPr>
       <w:r>
+        <w:t>Política para spans discontinuos</w:t>
+      </w:r>
+    </w:p>
+    <w:p>
+      <w:r>
+        <w:t>La versión actual de SemantIAr utiliza spans continuos como modalidad predeterminada. Los spans discontinuos se registran como casos candidatos, pero no deben construirse desde la interfaz ni forzarse dentro de un único resaltado.</w:t>
+      </w:r>
+    </w:p>
+    <w:p>
+      <w:r>
+        <w:t>Si la mención puede representarse con un tramo continuo sin incluir palabras ajenas, use un span continuo. Si la expresión parece discontinua pero puede dividirse en menciones clínicas independientes, sepárelas solo si cada una tiene sentido propio. Si un span continuo incorporaría material que no pertenece a la mención y dividirla distorsionaría el significado, marque el caso para adjudicación o absténgase según el protocolo.</w:t>
+      </w:r>
+    </w:p>
+    <w:p>
+      <w:r>
+        <w:t>Esta decisión es gradual: los spans discontinuos pueden ser más fieles al texto, pero requieren una interfaz de selección múltiple, un formato de offsets diferente y reglas adicionales para solapamientos, adjudicación, métricas y modelos. La evidencia y las referencias completas están en Fundamentos metodológicos para anotadores SemantIAr: Alhassan et al. (2025), Dai et al. (2020) y Trivedi et al. (2020).</w:t>
+      </w:r>
+    </w:p>
+    <w:p>
+      <w:r>
+        <w:t>Regla práctica: no incluya palabras intermedias que no pertenecen a la entidad solo para evitar una discontinuidad. Registrar el caso para revisión es preferible a alterar el literal o introducir ruido semántico.</w:t>
+      </w:r>
+    </w:p>
+    <w:p>
+      <w:pPr>
+        <w:pStyle w:val="Ttulo2"/>
+      </w:pPr>
+      <w:r>
         <w:t>Sentido resuelto y cierre</w:t>
       </w:r>
     </w:p>
@@ -13055,11 +12992,9 @@
       </w:r>
     </w:p>
     <w:p>
-      <w:bookmarkStart w:id="1017" w:name="Bottom"/>
       <w:r>
         <w:t>Regla práctica: primero confirme el texto y el contexto; después registre la decisión léxica y el concepto clínico. No fuerce una resolución para completar una nota.</w:t>
       </w:r>
-      <w:bookmarkEnd w:id="1017"/>
     </w:p>
     <w:sectPr>
       <w:headerReference w:type="default" r:id="rId13"/>

--- a/docs/Manual_del_anotador_SemantIAr_v2_consolidado_navegable.docx
+++ b/docs/Manual_del_anotador_SemantIAr_v2_consolidado_navegable.docx
@@ -151,9 +151,15 @@
     </w:p>
     <w:p>
       <w:r>
-        <w:t>Lea primero la explicación de las dos capas y el recorrido completo de una nota. Durante la tarea, mantenga abiertas la guía rápida y los ejemplos. Los casos son sintéticos y enseñan el método; no constituyen reglas de expansión automática.</w:t>
-      </w:r>
-    </w:p>
+        <w:t>Lea primero los fundamentos metodológicos de la versión 1.2 y luego siga el recorrido operativo en tres pasos: leer la nota, marcar las menciones pendientes y decidir cada aparición. Durante la tarea, mantenga abierta la guía rápida. Los casos son sintéticos y enseñan el método; no constituyen reglas de expansión automática.</w:t>
+      </w:r>
+    </w:p>
+    <CT_P>
+      <w:pPr/>
+      <w:r>
+        <w:t>Para comprender cómo se construyen las reglas, qué diferencia hay entre reconocimiento de entidades, spans, normalización, mapeo clínico y preanotación, consulte Fundamentos metodológicos para anotadores SemantIAr, versión 1.2 (9 de agosto de 2026).</w:t>
+      </w:r>
+    </CT_P>
     <CT_P>
       <w:pPr/>
       <w:r>
@@ -210,14 +216,7 @@
               <w:keepLines/>
             </w:pPr>
             <w:r>
-              <w:rPr>
-                <w:b/>
-                <w:color w:val="6941A5"/>
-              </w:rPr>
-              <w:t xml:space="preserve">En una frase. </w:t>
-            </w:r>
-            <w:r>
-              <w:t>Revise toda la nota, decida cada aparición con evidencia, anote por separado la forma léxica y el concepto clínico, y absténgase cuando el contexto no alcance.</w:t>
+              <w:t>En una frase. Revise toda la nota, marque cada aparición exacta y elija una clasificación unificada: término con información clínica, término sin información clínica, ambos o no anotar. Absténgase cuando el contexto no alcance y no cree una segunda marca para la misma aparición.</w:t>
             </w:r>
           </w:p>
         </w:tc>
@@ -476,30 +475,12 @@
         <w:pStyle w:val="Ttulo2"/>
       </w:pPr>
       <w:r>
-        <w:t>1.1 Léxico y clínico: dos preguntas diferentes</w:t>
-      </w:r>
-    </w:p>
-    <w:p>
-      <w:r>
-        <w:t xml:space="preserve">La aplicación separa dos tareas. La primera se refiere a la </w:t>
-      </w:r>
-      <w:r>
-        <w:rPr>
-          <w:b/>
-        </w:rPr>
-        <w:t>forma léxica</w:t>
-      </w:r>
-      <w:r>
-        <w:t xml:space="preserve">: qué significa una abreviatura, sigla o código en esa aparición. La segunda se refiere a la </w:t>
-      </w:r>
-      <w:r>
-        <w:rPr>
-          <w:b/>
-        </w:rPr>
-        <w:t>información clínica</w:t>
-      </w:r>
-      <w:r>
-        <w:t>: qué concepto expresa el fragmento y si corresponde normalizarlo con SNOMED CT.</w:t>
+        <w:t>1.1 Léxico, clínica y contexto: tres preguntas relacionadas</w:t>
+      </w:r>
+    </w:p>
+    <w:p>
+      <w:r>
+        <w:t>La aplicación conserva tres preguntas relacionadas. La primera se refiere a la forma léxica: cómo está escrita la expresión y qué significa en esa aparición. La segunda se refiere a la información clínica: qué concepto expresa el fragmento y si corresponde normalizarlo. La tercera describe el contexto: polaridad, certeza, temporalidad y sujeto. “Ambos” permite conservar las dos primeras dimensiones en una misma marca.</w:t>
       </w:r>
     </w:p>
     <w:p>
@@ -507,12 +488,7 @@
         <w:spacing w:before="100" w:after="80"/>
       </w:pPr>
       <w:r>
-        <w:rPr>
-          <w:b/>
-          <w:color w:val="5D6875"/>
-          <w:sz w:val="18"/>
-        </w:rPr>
-        <w:t>La misma porción de texto puede requerir dos anotaciones independientes.</w:t>
+        <w:t>La misma porción de texto puede conservar dos dimensiones en una misma marca.</w:t>
       </w:r>
     </w:p>
     <w:tbl>
@@ -577,11 +553,7 @@
               <w:pStyle w:val="TableText"/>
             </w:pPr>
             <w:r>
-              <w:rPr>
-                <w:b/>
-                <w:color w:val="2D3E5F"/>
-              </w:rPr>
-              <w:t>Qué se revisa en la capa léxica</w:t>
+              <w:t>Qué se revisa en la dimensión léxica</w:t>
             </w:r>
           </w:p>
         </w:tc>
@@ -596,11 +568,7 @@
               <w:pStyle w:val="TableText"/>
             </w:pPr>
             <w:r>
-              <w:rPr>
-                <w:b/>
-                <w:color w:val="2D3E5F"/>
-              </w:rPr>
-              <w:t>Qué se revisa en la capa clínica</w:t>
+              <w:t>Qué se revisa en la dimensión clínica y el contexto</w:t>
             </w:r>
           </w:p>
         </w:tc>
@@ -658,7 +626,7 @@
               <w:pStyle w:val="TableText"/>
             </w:pPr>
             <w:r>
-              <w:t>El valor se interpreta como hipertensión arterial y se registra como hallazgo clínico, de acuerdo con el criterio del protocolo.</w:t>
+              <w:t>La aparición registra el dato de tensión arterial con el valor 150/90 mmHg. No se infiere hipertensión arterial si la nota no lo afirma de manera explícita.</w:t>
             </w:r>
           </w:p>
         </w:tc>
@@ -836,52 +804,7 @@
               <w:keepLines/>
             </w:pPr>
             <w:r>
-              <w:rPr>
-                <w:b/>
-                <w:color w:val="9B5C00"/>
-              </w:rPr>
-              <w:t xml:space="preserve">No confundir expansión con concepto. </w:t>
-            </w:r>
-            <w:r>
-              <w:t xml:space="preserve">La </w:t>
-            </w:r>
-            <w:r>
-              <w:rPr>
-                <w:b/>
-              </w:rPr>
-              <w:t>expansión</w:t>
-            </w:r>
-            <w:r>
-              <w:t xml:space="preserve"> de </w:t>
-            </w:r>
-            <w:r>
-              <w:rPr>
-                <w:rFonts w:ascii="Consolas" w:hAnsi="Consolas"/>
-                <w:color w:val="6941A5"/>
-              </w:rPr>
-              <w:t>TA</w:t>
-            </w:r>
-            <w:r>
-              <w:t xml:space="preserve"> es tensión arterial. El </w:t>
-            </w:r>
-            <w:r>
-              <w:rPr>
-                <w:b/>
-              </w:rPr>
-              <w:t>hallazgo clínico</w:t>
-            </w:r>
-            <w:r>
-              <w:t xml:space="preserve"> expresado por </w:t>
-            </w:r>
-            <w:r>
-              <w:rPr>
-                <w:rFonts w:ascii="Consolas" w:hAnsi="Consolas"/>
-                <w:color w:val="6941A5"/>
-              </w:rPr>
-              <w:t>TA 150/90 mmHg</w:t>
-            </w:r>
-            <w:r>
-              <w:t xml:space="preserve"> es hipertensión arterial según el criterio establecido por este protocolo. Son dos decisiones relacionadas, pero se registran por separado.</w:t>
+              <w:t>No confundir expansión con concepto. La expansión de TA es tensión arterial. La mención registra el dato y el valor documentados. No se infiere hipertensión arterial si la nota no lo afirma de manera explícita; son decisiones relacionadas y pueden conservarse en una misma marca cuando corresponda.</w:t>
             </w:r>
           </w:p>
         </w:tc>
@@ -1850,7 +1773,7 @@
     </w:p>
     <w:p>
       <w:r>
-        <w:t>Este manual se aplica a las notas que recibirá para anotar. Su tarea es revisar cada nota completa, agregar lo que falte, dejar una decisión clara para cada forma breve y cada concepto clínico y, en caso de recibir devoluciones del investigador principal, corregir los puntos señalados.</w:t>
+        <w:t>Este manual se aplica a las notas que recibirá para anotar. Su tarea es revisar cada nota completa, agregar lo que falte, clasificar cada marca y completar las dimensiones que correspondan. En caso de recibir devoluciones del investigador principal, corrija los puntos señalados.</w:t>
       </w:r>
     </w:p>
     <w:tbl>
@@ -1935,13 +1858,7 @@
         </w:numPr>
       </w:pPr>
       <w:r>
-        <w:rPr>
-          <w:b/>
-        </w:rPr>
-        <w:t>Primero, encuentre las formas breves.</w:t>
-      </w:r>
-      <w:r>
-        <w:t xml:space="preserve"> Revise las sugeridas por la aplicación y agregue las que falten.</w:t>
+        <w:t>Lea la nota completa. La especialidad sospechada es una pista general; la ubicación de cada aparición se decide por la sección local.</w:t>
       </w:r>
     </w:p>
     <w:p>
@@ -1953,13 +1870,7 @@
         </w:numPr>
       </w:pPr>
       <w:r>
-        <w:rPr>
-          <w:b/>
-        </w:rPr>
-        <w:t>Después, decida qué significa cada forma breve.</w:t>
-      </w:r>
-      <w:r>
-        <w:t xml:space="preserve"> Use la sección, las palabras cercanas y el resto de la nota.</w:t>
+        <w:t>Marque los pendientes. Revise los premarcados, ajuste límites y agregue cada mención que falte con “Marcar para revisar”.</w:t>
       </w:r>
     </w:p>
     <w:p>
@@ -1971,13 +1882,7 @@
         </w:numPr>
       </w:pPr>
       <w:r>
-        <w:rPr>
-          <w:b/>
-        </w:rPr>
-        <w:t>Luego, encuentre los conceptos clínicos.</w:t>
-      </w:r>
-      <w:r>
-        <w:t xml:space="preserve"> Revise los candidatos y agregue las menciones clínicas omitidas.</w:t>
+        <w:t>Cierre la marcación. Pulse “Terminé la marcación · ver pendientes” para abrir la secuencia de decisiones.</w:t>
       </w:r>
     </w:p>
     <w:p>
@@ -1989,13 +1894,7 @@
         </w:numPr>
       </w:pPr>
       <w:r>
-        <w:rPr>
-          <w:b/>
-        </w:rPr>
-        <w:t>Revise cada concepto clínico.</w:t>
-      </w:r>
-      <w:r>
-        <w:t xml:space="preserve"> Delimite la mención, elija la categoría y normalice lo expresado por la nota.</w:t>
+        <w:t>Clasifique cada aparición. Elija término con información clínica, término sin información clínica, ambos o no anotar. Complete las dimensiones que correspondan sin volver a marcar el mismo texto.</w:t>
       </w:r>
     </w:p>
     <w:p>
@@ -2007,13 +1906,7 @@
         </w:numPr>
       </w:pPr>
       <w:r>
-        <w:rPr>
-          <w:b/>
-        </w:rPr>
-        <w:t>Al final, compruebe la nota completa.</w:t>
-      </w:r>
-      <w:r>
-        <w:t xml:space="preserve"> Verifique que no queden omisiones ni campos obligatorios pendientes.</w:t>
+        <w:t>Finalice y exporte. Verifique que no queden decisiones ni campos obligatorios pendientes y descargue el JSON desde la interfaz.</w:t>
       </w:r>
     </w:p>
     <w:tbl>
@@ -2347,13 +2240,7 @@
         </w:numPr>
       </w:pPr>
       <w:r>
-        <w:rPr>
-          <w:b/>
-        </w:rPr>
-        <w:t>Lea la nota completa.</w:t>
-      </w:r>
-      <w:r>
-        <w:t xml:space="preserve"> Reconozca su estructura antes de decidir una sigla aislada.</w:t>
+        <w:t>Lea la nota completa. Hágalo antes de decidir una sigla o aceptar un premarcado.</w:t>
       </w:r>
     </w:p>
     <w:p>
@@ -2365,13 +2252,7 @@
         </w:numPr>
       </w:pPr>
       <w:r>
-        <w:rPr>
-          <w:b/>
-        </w:rPr>
-        <w:t>Revise las formas breves.</w:t>
-      </w:r>
-      <w:r>
-        <w:t xml:space="preserve"> Complete una decisión para cada candidato léxico.</w:t>
+        <w:t>Marque las menciones pendientes. Seleccione el texto exacto y use “Marcar para revisar”.</w:t>
       </w:r>
     </w:p>
     <w:p>
@@ -2383,13 +2264,7 @@
         </w:numPr>
       </w:pPr>
       <w:r>
-        <w:rPr>
-          <w:b/>
-        </w:rPr>
-        <w:t>Agregue omisiones léxicas.</w:t>
-      </w:r>
-      <w:r>
-        <w:t xml:space="preserve"> Incluya abreviaturas, siglas, códigos y encabezados no detectados.</w:t>
+        <w:t>Incluya las omisiones. Agregue toda mención clínica o forma breve que no haya sido señalada.</w:t>
       </w:r>
     </w:p>
     <w:p>
@@ -2401,13 +2276,7 @@
         </w:numPr>
       </w:pPr>
       <w:r>
-        <w:rPr>
-          <w:b/>
-        </w:rPr>
-        <w:t>Resuelva cada forma breve.</w:t>
-      </w:r>
-      <w:r>
-        <w:t xml:space="preserve"> Determine su tipo, significado, función, sección y pistas.</w:t>
+        <w:t>Termine la marcación. Pulse “Terminé la marcación · ver pendientes” para abrir el flujo secuencial.</w:t>
       </w:r>
     </w:p>
     <w:p>
@@ -2419,13 +2288,7 @@
         </w:numPr>
       </w:pPr>
       <w:r>
-        <w:rPr>
-          <w:b/>
-        </w:rPr>
-        <w:t>Revise las sugerencias clínicas.</w:t>
-      </w:r>
-      <w:r>
-        <w:t xml:space="preserve"> Acepte, corrija los límites o descarte cada candidato.</w:t>
+        <w:t>Clasifique cada marca. Elija término con información clínica, término sin información clínica, ambos o no anotar.</w:t>
       </w:r>
     </w:p>
     <w:p>
@@ -2437,13 +2300,7 @@
         </w:numPr>
       </w:pPr>
       <w:r>
-        <w:rPr>
-          <w:b/>
-        </w:rPr>
-        <w:t>Agregue omisiones clínicas.</w:t>
-      </w:r>
-      <w:r>
-        <w:t xml:space="preserve"> Marque manualmente todo concepto elegible que falte.</w:t>
+        <w:t>Complete la dimensión correspondiente. Abra la codificación clínica, la tarjeta léxica o ambas, sin volver a marcar la aparición.</w:t>
       </w:r>
     </w:p>
     <w:p>
@@ -2455,13 +2312,7 @@
         </w:numPr>
       </w:pPr>
       <w:r>
-        <w:rPr>
-          <w:b/>
-        </w:rPr>
-        <w:t>Revise la doble capa.</w:t>
-      </w:r>
-      <w:r>
-        <w:t xml:space="preserve"> Compruebe si alguna forma breve también integra una mención clínica.</w:t>
+        <w:t>Use “Ambos” cuando corresponda. Una misma marca puede conservar información clínica y significado local.</w:t>
       </w:r>
     </w:p>
     <w:p>
@@ -2473,13 +2324,7 @@
         </w:numPr>
       </w:pPr>
       <w:r>
-        <w:rPr>
-          <w:b/>
-        </w:rPr>
-        <w:t>Normalice los conceptos clínicos.</w:t>
-      </w:r>
-      <w:r>
-        <w:t xml:space="preserve"> Elija categoría, concepto y atributos sin agregar inferencias no previstas por el protocolo.</w:t>
+        <w:t>Normalice la información clínica. Elija categoría, concepto y atributos sin agregar inferencias no previstas por el protocolo.</w:t>
       </w:r>
     </w:p>
     <w:p>
@@ -2491,13 +2336,7 @@
         </w:numPr>
       </w:pPr>
       <w:r>
-        <w:rPr>
-          <w:b/>
-        </w:rPr>
-        <w:t>Cierre y exporte.</w:t>
-      </w:r>
-      <w:r>
-        <w:t xml:space="preserve"> Finalice solo después de los controles de calidad.</w:t>
+        <w:t>Cierre y exporte. Finalice solo después de completar la secuencia y los controles de calidad.</w:t>
       </w:r>
     </w:p>
     <w:tbl>
@@ -2642,13 +2481,7 @@
         <w:pStyle w:val="Listaconvietas"/>
       </w:pPr>
       <w:r>
-        <w:rPr>
-          <w:b/>
-        </w:rPr>
-        <w:t>Incorporar mención omitida:</w:t>
-      </w:r>
-      <w:r>
-        <w:t xml:space="preserve"> use este botón cuando el fragmento expresa un concepto clínico elegible de alguna de las tres jerarquías: hallazgo clínico, procedimiento o fármaco.</w:t>
+        <w:t>Marcar para revisar: use este botón después de seleccionar el tramo exacto. La marca entrará en la secuencia de decisión al terminar la marcación de la nota.</w:t>
       </w:r>
     </w:p>
     <w:p>
@@ -2656,13 +2489,7 @@
         <w:pStyle w:val="Listaconvietas"/>
       </w:pPr>
       <w:r>
-        <w:rPr>
-          <w:b/>
-        </w:rPr>
-        <w:t>Incorporar forma breve:</w:t>
-      </w:r>
-      <w:r>
-        <w:t xml:space="preserve"> use este botón cuando el fragmento seleccionado es una abreviatura, sigla, código u otra forma breve que no había sido detectada.</w:t>
+        <w:t>Clasificación unificada: para cada marca elija término con información clínica, término sin información clínica, ambos o no anotar. No cree una segunda marca para la misma aparición.</w:t>
       </w:r>
     </w:p>
     <w:p>
@@ -2670,21 +2497,12 @@
         <w:pStyle w:val="Listaconvietas"/>
       </w:pPr>
       <w:r>
-        <w:t>Una misma expresión puede requerir revisión en las dos capas. En ese caso, registre por separado la forma breve y la mención clínica.</w:t>
-      </w:r>
-    </w:p>
-    <w:p>
-      <w:r>
-        <w:t xml:space="preserve">El nombre visible del segundo botón es </w:t>
-      </w:r>
-      <w:r>
-        <w:rPr>
-          <w:b/>
-        </w:rPr>
-        <w:t>Incorporar forma breve</w:t>
-      </w:r>
-      <w:r>
-        <w:t>. No agrega un comentario libre: incorpora el fragmento seleccionado a la capa léxica para que después pueda completar su significado.</w:t>
+        <w:t>Una misma expresión puede requerir las dos dimensiones. En ese caso, elija “Ambos” y complete la información clínica y el significado local en la misma marca.</w:t>
+      </w:r>
+    </w:p>
+    <w:p>
+      <w:r>
+        <w:t>La interfaz web no separa botones para “mención omitida” y “forma breve”. La selección se incorpora con “Marcar para revisar” y se clasifica después, cuando la marcación de la nota ya está cerrada.</w:t>
       </w:r>
     </w:p>
     <w:p>
@@ -2739,12 +2557,7 @@
         <w:jc w:val="center"/>
       </w:pPr>
       <w:r>
-        <w:rPr>
-          <w:i/>
-          <w:color w:val="5D6875"/>
-          <w:sz w:val="18"/>
-        </w:rPr>
-        <w:t>Figura 5. `capilaroscopia` es una sugerencia premarcada que debe revisarse. `caídas` fue seleccionada por el anotador y puede incorporarse como mención clínica omitida. Si el texto seleccionado fuera una abreviatura o sigla omitida, se usaría Incorporar forma breve.</w:t>
+        <w:t>Figura 5. Una sugerencia premarcada y una selección manual se revisan desde la nota. La versión actual usa “Marcar para revisar” y luego abre una secuencia unificada de decisión.</w:t>
       </w:r>
     </w:p>
     <w:tbl>
@@ -3054,7 +2867,7 @@
               <w:pStyle w:val="TableText"/>
             </w:pPr>
             <w:r>
-              <w:t>¿Podés saber qué significa aquí?</w:t>
+              <w:t>¿Cómo se decide el significado?</w:t>
             </w:r>
           </w:p>
         </w:tc>
@@ -3275,50 +3088,6 @@
             </w:pPr>
             <w:r>
               <w:t>Encabezado cercano, valor, medicación o negación.</w:t>
-            </w:r>
-          </w:p>
-        </w:tc>
-      </w:tr>
-      <w:tr>
-        <w:trPr>
-          <w:cantSplit/>
-        </w:trPr>
-        <w:tc>
-          <w:tcPr>
-            <w:tcW w:w="2200" w:type="dxa"/>
-          </w:tcPr>
-          <w:p>
-            <w:pPr>
-              <w:pStyle w:val="TableText"/>
-            </w:pPr>
-            <w:r>
-              <w:t>Comentario</w:t>
-            </w:r>
-          </w:p>
-        </w:tc>
-        <w:tc>
-          <w:tcPr>
-            <w:tcW w:w="3900" w:type="dxa"/>
-          </w:tcPr>
-          <w:p>
-            <w:pPr>
-              <w:pStyle w:val="TableText"/>
-            </w:pPr>
-            <w:r>
-              <w:t>¿Quedó algo importante sin registrar?</w:t>
-            </w:r>
-          </w:p>
-        </w:tc>
-        <w:tc>
-          <w:tcPr>
-            <w:tcW w:w="3260" w:type="dxa"/>
-          </w:tcPr>
-          <w:p>
-            <w:pPr>
-              <w:pStyle w:val="TableText"/>
-            </w:pPr>
-            <w:r>
-              <w:t>Dos sentidos siguen siendo posibles por falta de contexto.</w:t>
             </w:r>
           </w:p>
         </w:tc>
@@ -5164,7 +4933,7 @@
     </w:p>
     <w:p>
       <w:r>
-        <w:t>Después de resolver la forma breve, pregunte si el fragmento expresa un concepto clínico que debe normalizarse. Trabaje con lo que la nota afirma; no complete información por conocimiento médico.</w:t>
+        <w:t>Cuando una marca se clasifica como término con información clínica o como “Ambos”, abra su codificación y decida si puede asociarse a un concepto clínico. Trabaje con lo que la nota afirma; no complete información por conocimiento médico. Un término puede tener información clínica aun cuando el concepto SNOMED CT quede pendiente de codificación.</w:t>
       </w:r>
     </w:p>
     <w:p>
@@ -6143,24 +5912,7 @@
               <w:keepLines/>
             </w:pPr>
             <w:r>
-              <w:rPr>
-                <w:b/>
-                <w:color w:val="9B5C00"/>
-              </w:rPr>
-              <w:t xml:space="preserve">Aplicar únicamente las interpretaciones previstas. </w:t>
-            </w:r>
-            <w:r>
-              <w:t xml:space="preserve">Use una interpretación derivada de un valor solo cuando el protocolo la haya definido. En este manual, </w:t>
-            </w:r>
-            <w:r>
-              <w:rPr>
-                <w:rFonts w:ascii="Consolas" w:hAnsi="Consolas"/>
-                <w:color w:val="6941A5"/>
-              </w:rPr>
-              <w:t>TA 150/90 mmHg</w:t>
-            </w:r>
-            <w:r>
-              <w:t xml:space="preserve"> se interpreta como hipertensión arterial y se registra como hallazgo clínico. Fuera de una regla explícita, no agregue diagnósticos por conocimiento médico.</w:t>
+              <w:t>Aplicar únicamente las interpretaciones previstas. Use una interpretación derivada de un valor solo cuando el protocolo la haya definido. En este manual, TA 150/90 mmHg registra tensión arterial y el valor documentado; no se interpreta como hipertensión si la nota no lo afirma de manera explícita. Fuera de una regla explícita, no agregue diagnósticos por conocimiento médico.</w:t>
             </w:r>
           </w:p>
         </w:tc>
@@ -6967,13 +6719,7 @@
         </w:numPr>
       </w:pPr>
       <w:r>
-        <w:rPr>
-          <w:b/>
-        </w:rPr>
-        <w:t>Evalúe después la capa clínica.</w:t>
-      </w:r>
-      <w:r>
-        <w:t xml:space="preserve"> Los encabezados no son conceptos; las palabras completas y las expresiones clínicas se revisan por separado.</w:t>
+        <w:t>Clasifique la marca. Los encabezados no son conceptos; las palabras completas y las expresiones clínicas se revisan según la opción elegida y el contexto.</w:t>
       </w:r>
     </w:p>
     <w:p>
@@ -8269,21 +8015,7 @@
         <w:ind w:left="540" w:hanging="271"/>
       </w:pPr>
       <w:r>
-        <w:rPr>
-          <w:b/>
-          <w:color w:val="6941A5"/>
-        </w:rPr>
-        <w:t>☐</w:t>
-      </w:r>
-      <w:r>
-        <w:rPr>
-          <w:b/>
-          <w:color w:val="6941A5"/>
-        </w:rPr>
-        <w:t xml:space="preserve"> </w:t>
-      </w:r>
-      <w:r>
-        <w:t>Las menciones de doble capa conservan ambas anotaciones cuando corresponde.</w:t>
+        <w:t>☐ Las marcas clasificadas como “Ambos” conservan la información clínica y el significado local cuando corresponde.</w:t>
       </w:r>
     </w:p>
     <w:p>
@@ -9122,7 +8854,7 @@
               <w:pStyle w:val="TableText"/>
             </w:pPr>
             <w:r>
-              <w:t>6. Doble capa</w:t>
+              <w:t>6. Ambos</w:t>
             </w:r>
           </w:p>
         </w:tc>
@@ -9136,7 +8868,7 @@
               <w:pStyle w:val="TableText"/>
             </w:pPr>
             <w:r>
-              <w:t>¿Alguna forma breve integra un concepto clínico?</w:t>
+              <w:t>¿La marca tiene información clínica y significado local?</w:t>
             </w:r>
           </w:p>
         </w:tc>
@@ -9150,7 +8882,7 @@
               <w:pStyle w:val="TableText"/>
             </w:pPr>
             <w:r>
-              <w:t>Dos anotaciones cuando corresponda.</w:t>
+              <w:t>Dos dimensiones en la misma marca.</w:t>
             </w:r>
           </w:p>
         </w:tc>
@@ -12828,7 +12560,7 @@
         <w:pStyle w:val="Ttulo1"/>
       </w:pPr>
       <w:r>
-        <w:t>Actualización de interfaz: revisión visible y spans superpuestos</w:t>
+        <w:t>Flujo actual del anotador web: selección, clasificación y cierre</w:t>
       </w:r>
       <w:bookmarkEnd w:id="1015"/>
     </w:p>
@@ -12841,6 +12573,18 @@
           <w:b/>
         </w:rPr>
         <w:t xml:space="preserve">También puede consultar: </w:t>
+      </w:r>
+      <w:hyperlink w:anchor="xref_revision">
+        <w:r>
+          <w:rPr>
+            <w:color w:val="0563C1"/>
+            <w:u w:val="single"/>
+          </w:rPr>
+          <w:t>Revisar una nota</w:t>
+        </w:r>
+      </w:hyperlink>
+      <w:r>
+        <w:t xml:space="preserve"> · </w:t>
       </w:r>
       <w:hyperlink w:anchor="xref_tarjeta">
         <w:r>
@@ -12848,7 +12592,7 @@
             <w:color w:val="0563C1"/>
             <w:u w:val="single"/>
           </w:rPr>
-          <w:t>Tarjeta léxica</w:t>
+          <w:t>Formas breves</w:t>
         </w:r>
       </w:hyperlink>
       <w:r>
@@ -12860,7 +12604,7 @@
             <w:color w:val="0563C1"/>
             <w:u w:val="single"/>
           </w:rPr>
-          <w:t>Revisión clínica</w:t>
+          <w:t>Información clínica</w:t>
         </w:r>
       </w:hyperlink>
       <w:r>
@@ -12878,22 +12622,289 @@
     </w:p>
     <w:p>
       <w:r>
-        <w:t>Esta versión está dirigida a profesionales de salud que anotan notas clínicas. Mientras completa los campos de revisión, la nota clínica permanece visible en una columna fija; los controles se desarrollan hacia abajo en la columna de revisión.</w:t>
-      </w:r>
-    </w:p>
-    <w:p>
-      <w:r>
-        <w:t>Este documento explica el uso de la aplicación. Para el marco metodológico sobre construcción de reglas, reconocimiento de entidades, selección de spans, normalización, mapeo clínico y preanotación, consulte Fundamentos metodológicos para anotadores SemantIAr.</w:t>
-      </w:r>
-    </w:p>
-    <w:p>
-      <w:r>
-        <w:t>Para reducir escritura repetitiva, la sección local de la nota se elige en una lista y las pistas contextuales admiten selección múltiple. El comentario queda como el campo abierto para registrar un dato relevante que no esté contemplado.</w:t>
-      </w:r>
-    </w:p>
-    <w:p>
-      <w:r>
-        <w:t>En cada desplegable, el campo cerrado muestra únicamente la etiqueta breve elegida. Al abrirlo, cada renglón presenta la etiqueta y su explicación completa. Las descripciones ya no se concatenan con el valor seleccionado ni agrandan la tarjeta.</w:t>
+        <w:t>Esta edición está dirigida a profesionales de salud que anotan notas clínicas en SemantIAr Anotador. La nota queda visible mientras se trabaja: el texto clínico permanece en la columna izquierda y el detalle secuencial se abre en la columna derecha. La interfaz actual presenta una decisión unificada para cada marca.</w:t>
+      </w:r>
+    </w:p>
+    <w:p>
+      <w:r>
+        <w:t>Este documento explica cómo ejecutar la tarea. Para el fundamento metodológico sobre reglas, reconocimiento de entidades, spans, normalización, mapeo clínico, preanotación y criterios de calidad, consulte Fundamentos metodológicos para anotadores SemantIAr, versión 1.2 (9 de agosto de 2026).</w:t>
+      </w:r>
+    </w:p>
+    <w:p>
+      <w:r>
+        <w:t>Recorrido en tres pasos: 1) cargue el JSON y elija la nota; 2) lea la nota completa, revise los premarcados y seleccione las menciones faltantes con “Marcar para revisar”; 3) después de “Terminé la marcación · ver pendientes”, decida cada marca de forma secuencial. La especialidad sospechada de la nota se elige en un desplegable alfabético y funciona como pista general; la sección de cada aparición sigue siendo local.</w:t>
+      </w:r>
+    </w:p>
+    <w:p>
+      <w:r>
+        <w:t>En “¿Qué representa aquí?” elija una sola opción inicial: “Término con información clínica”, “Término sin información clínica”, “Ambos” o “No anotar”. “Ambos” conserva las dos dimensiones en la misma marca y no requiere volver a seleccionarla. Cambiar de opción reconfigura la marca existente; no cree un duplicado.</w:t>
+      </w:r>
+    </w:p>
+    <w:p>
+      <w:pPr>
+        <w:pStyle w:val="Ttulo2"/>
+      </w:pPr>
+      <w:r>
+        <w:t>Detalle secuencial de la marca</w:t>
+      </w:r>
+    </w:p>
+    <w:p>
+      <w:r>
+        <w:t>Al abrir una marca, el panel queda junto a la nota y termina con “Mención anterior”, “Volver a marcas” y “Siguiente mención”. Para una marca clínica complete jerarquía, búsqueda de concepto, literal y polaridad, certeza, temporalidad y sujeto. Para una marca sin información clínica complete tipo de forma, “¿Qué significa aquí?”, decisión, función, sección y pistas. En “¿Qué significa aquí?” el valor elegido o escrito es el que se incorpora a la anotación; no hay un campo adicional que duplique esa decisión.</w:t>
+      </w:r>
+    </w:p>
+    <w:p>
+      <w:r>
+        <w:t>Los campos cerrados usan listas desplegables. Al abrir una lista, cada opción muestra su renglón completo y la explicación; “¿Qué pistas usaste?” admite varias selecciones. El único texto libre previsto para la tarjeta es el significado cuando no existe una opción disponible y el comentario breve de trazabilidad cuando agrega información.</w:t>
+      </w:r>
+    </w:p>
+    <w:p>
+      <w:pPr>
+        <w:pStyle w:val="Ttulo2"/>
+      </w:pPr>
+      <w:r>
+        <w:t>Clasificación unificada</w:t>
+      </w:r>
+    </w:p>
+    <w:tbl>
+      <w:tblPr>
+        <w:tblStyle w:val="Tablaconcuadrcula"/>
+        <w:tblW w:type="auto" w:w="0"/>
+        <w:tblLook w:firstColumn="1" w:firstRow="1" w:lastColumn="0" w:lastRow="0" w:noHBand="0" w:noVBand="1" w:val="04A0"/>
+      </w:tblPr>
+      <w:tblGrid>
+        <w:gridCol w:w="3120"/>
+        <w:gridCol w:w="3120"/>
+        <w:gridCol w:w="3120"/>
+      </w:tblGrid>
+      <w:tr>
+        <w:trPr>
+          <w:tblHeader/>
+        </w:trPr>
+        <w:tc>
+          <w:tcPr>
+            <w:tcW w:type="dxa" w:w="3120"/>
+          </w:tcPr>
+          <w:p>
+            <w:r>
+              <w:t>Etiqueta visible</w:t>
+            </w:r>
+          </w:p>
+        </w:tc>
+        <w:tc>
+          <w:tcPr>
+            <w:tcW w:type="dxa" w:w="3120"/>
+          </w:tcPr>
+          <w:p>
+            <w:r>
+              <w:t>Qué significa</w:t>
+            </w:r>
+          </w:p>
+        </w:tc>
+        <w:tc>
+          <w:tcPr>
+            <w:tcW w:type="dxa" w:w="3120"/>
+          </w:tcPr>
+          <w:p>
+            <w:r>
+              <w:t>Qué se completa</w:t>
+            </w:r>
+          </w:p>
+        </w:tc>
+      </w:tr>
+      <w:tr>
+        <w:tc>
+          <w:tcPr>
+            <w:tcW w:type="dxa" w:w="3120"/>
+          </w:tcPr>
+          <w:p>
+            <w:r>
+              <w:t>Término con información clínica</w:t>
+            </w:r>
+          </w:p>
+        </w:tc>
+        <w:tc>
+          <w:tcPr>
+            <w:tcW w:type="dxa" w:w="3120"/>
+          </w:tcPr>
+          <w:p>
+            <w:r>
+              <w:t>La aparición expresa información clínica, aunque todavía no exista un concepto SNOMED CT defendible.</w:t>
+            </w:r>
+          </w:p>
+        </w:tc>
+        <w:tc>
+          <w:tcPr>
+            <w:tcW w:type="dxa" w:w="3120"/>
+          </w:tcPr>
+          <w:p>
+            <w:r>
+              <w:t>Jerarquía, búsqueda, literal y contexto clínico; puede quedar pendiente de codificación.</w:t>
+            </w:r>
+          </w:p>
+        </w:tc>
+      </w:tr>
+      <w:tr>
+        <w:tc>
+          <w:tcPr>
+            <w:tcW w:type="dxa" w:w="3120"/>
+          </w:tcPr>
+          <w:p>
+            <w:r>
+              <w:t>Término sin información clínica</w:t>
+            </w:r>
+          </w:p>
+        </w:tc>
+        <w:tc>
+          <w:tcPr>
+            <w:tcW w:type="dxa" w:w="3120"/>
+          </w:tcPr>
+          <w:p>
+            <w:r>
+              <w:t>Tiene significado local o función léxica, pero no se registra como concepto clínico.</w:t>
+            </w:r>
+          </w:p>
+        </w:tc>
+        <w:tc>
+          <w:tcPr>
+            <w:tcW w:type="dxa" w:w="3120"/>
+          </w:tcPr>
+          <w:p>
+            <w:r>
+              <w:t>Tipo, significado, decisión, función, sección y pistas.</w:t>
+            </w:r>
+          </w:p>
+        </w:tc>
+      </w:tr>
+      <w:tr>
+        <w:tc>
+          <w:tcPr>
+            <w:tcW w:type="dxa" w:w="3120"/>
+          </w:tcPr>
+          <w:p>
+            <w:r>
+              <w:t>Ambos</w:t>
+            </w:r>
+          </w:p>
+        </w:tc>
+        <w:tc>
+          <w:tcPr>
+            <w:tcW w:type="dxa" w:w="3120"/>
+          </w:tcPr>
+          <w:p>
+            <w:r>
+              <w:t>La misma aparición tiene información clínica y también requiere significado local.</w:t>
+            </w:r>
+          </w:p>
+        </w:tc>
+        <w:tc>
+          <w:tcPr>
+            <w:tcW w:type="dxa" w:w="3120"/>
+          </w:tcPr>
+          <w:p>
+            <w:r>
+              <w:t>Complete las dos dimensiones en la misma marca.</w:t>
+            </w:r>
+          </w:p>
+        </w:tc>
+      </w:tr>
+      <w:tr>
+        <w:tc>
+          <w:tcPr>
+            <w:tcW w:type="dxa" w:w="3120"/>
+          </w:tcPr>
+          <w:p>
+            <w:r>
+              <w:t>No anotar</w:t>
+            </w:r>
+          </w:p>
+        </w:tc>
+        <w:tc>
+          <w:tcPr>
+            <w:tcW w:type="dxa" w:w="3120"/>
+          </w:tcPr>
+          <w:p>
+            <w:r>
+              <w:t>La aparición no es anotable según el protocolo.</w:t>
+            </w:r>
+          </w:p>
+        </w:tc>
+        <w:tc>
+          <w:tcPr>
+            <w:tcW w:type="dxa" w:w="3120"/>
+          </w:tcPr>
+          <w:p>
+            <w:r>
+              <w:t>No se abren campos de codificación ni de forma breve.</w:t>
+            </w:r>
+          </w:p>
+        </w:tc>
+      </w:tr>
+    </w:tbl>
+    <w:p>
+      <w:r>
+        <w:rPr>
+          <w:b/>
+        </w:rPr>
+        <w:t xml:space="preserve">Vínculos de esta sección: </w:t>
+      </w:r>
+      <w:hyperlink w:anchor="xref_revision">
+        <w:r>
+          <w:rPr>
+            <w:color w:val="0563C1"/>
+            <w:u w:val="single"/>
+          </w:rPr>
+          <w:t>revisión de una nota</w:t>
+        </w:r>
+      </w:hyperlink>
+      <w:r>
+        <w:t xml:space="preserve"> · </w:t>
+      </w:r>
+      <w:hyperlink w:anchor="xref_tarjeta">
+        <w:r>
+          <w:rPr>
+            <w:color w:val="0563C1"/>
+            <w:u w:val="single"/>
+          </w:rPr>
+          <w:t>formas breves</w:t>
+        </w:r>
+      </w:hyperlink>
+      <w:r>
+        <w:t xml:space="preserve"> · </w:t>
+      </w:r>
+      <w:hyperlink w:anchor="xref_clinica">
+        <w:r>
+          <w:rPr>
+            <w:color w:val="0563C1"/>
+            <w:u w:val="single"/>
+          </w:rPr>
+          <w:t>información clínica</w:t>
+        </w:r>
+      </w:hyperlink>
+      <w:r>
+        <w:t xml:space="preserve"> · </w:t>
+      </w:r>
+      <w:hyperlink w:anchor="xref_cierre">
+        <w:r>
+          <w:rPr>
+            <w:color w:val="0563C1"/>
+            <w:u w:val="single"/>
+          </w:rPr>
+          <w:t>cierre</w:t>
+        </w:r>
+      </w:hyperlink>
+    </w:p>
+    <w:p>
+      <w:pPr>
+        <w:pStyle w:val="Ttulo2"/>
+      </w:pPr>
+      <w:r>
+        <w:t>Cierre y exportación</w:t>
+      </w:r>
+    </w:p>
+    <w:p>
+      <w:r>
+        <w:t>Finalice la nota solo cuando no queden marcas pendientes y todas las dimensiones estén completas. La confirmación aparece al final de la nota. Descargue el JSON de avance para conservar o entregar el trabajo; para continuar, cargue la copia más reciente desde la interfaz y no la edite manualmente.</w:t>
       </w:r>
     </w:p>
     <w:p>
@@ -12934,7 +12945,7 @@
     </w:p>
     <w:p>
       <w:r>
-        <w:t>Captura usada para revisar el diseño. En la versión corregida, las explicaciones largas se leen al abrir la lista y no quedan concatenadas en el valor seleccionado.</w:t>
+        <w:t>Captura de referencia del diseño de desplegables. En la versión corregida, las explicaciones largas se leen al abrir la lista y no quedan concatenadas en el valor seleccionado.</w:t>
       </w:r>
     </w:p>
     <w:p>
